--- a/docs/companion/Chapter11/Word/How_the_Brain_Learns_Chapter_11_Student_Notes_and_Labs.docx
+++ b/docs/companion/Chapter11/Word/How_the_Brain_Learns_Chapter_11_Student_Notes_and_Labs.docx
@@ -375,7 +375,7 @@
         <w:pStyle w:val="Compact"/>
       </w:pPr>
       <w:r>
-        <w:t xml:space="preserve">The hippocampal index (Teyler and DiScenna 1986) and retrieval-augmented models (Lewis 2020); RETRO’s 2-trillion-token database matched models 25 times larger (Borgeaud 2022). Retrieval never consolidates.</w:t>
+        <w:t xml:space="preserve">The hippocampal index (Teyler and DiScenna 1986) and retrieval-augmented models (Lewis 2020); RETRO’s two-trillion-token database matched models 25 times larger (Borgeaud 2022). Retrieval never consolidates.</w:t>
       </w:r>
     </w:p>
     <w:p>
@@ -411,7 +411,7 @@
         <w:pStyle w:val="Compact"/>
       </w:pPr>
       <w:r>
-        <w:t xml:space="preserve">Storing by surprise: Titans (Behrouz 2025). Figure 11.7 maps the brain’s memory systems onto a deployed model’s.</w:t>
+        <w:t xml:space="preserve">Storing by surprise: Titans (Behrouz 2025). Figure 11.4 maps the brain’s memory systems onto a deployed model’s.</w:t>
       </w:r>
     </w:p>
     <w:bookmarkEnd w:id="23"/>
@@ -491,7 +491,7 @@
         <w:pStyle w:val="Compact"/>
       </w:pPr>
       <w:r>
-        <w:t xml:space="preserve">Horowitz (2014): a DRAM read costs hundreds of times a multiplication (Figure 11.4). Backpropagation adds stored activations and backward traffic.</w:t>
+        <w:t xml:space="preserve">Horowitz (2014): a DRAM read costs hundreds of times a multiplication (Figure 11.5). Backpropagation adds stored activations and backward traffic.</w:t>
       </w:r>
     </w:p>
     <w:p>
@@ -527,7 +527,7 @@
         <w:pStyle w:val="Compact"/>
       </w:pPr>
       <w:r>
-        <w:t xml:space="preserve">Spikes have no useful slope; surrogate gradients (Neftci 2019) (Figure 11.5); e-prop combines eligibility traces with a broadcast learning signal (Bellec 2020), the three-factor rule of Chapter 3.</w:t>
+        <w:t xml:space="preserve">Spikes have no useful slope; surrogate gradients (Neftci 2019) (Figure 11.6); e-prop combines eligibility traces with a broadcast learning signal (Bellec 2020), the three-factor rule of Chapter 3.</w:t>
       </w:r>
     </w:p>
     <w:p>
@@ -597,7 +597,7 @@
         <w:pStyle w:val="Compact"/>
       </w:pPr>
       <w:r>
-        <w:t xml:space="preserve">Homeostatic reward saturates and turns negative past the set point (Keramati and Gutkin 2014) (Figure 11.6); feeling machines (Man and Damasio 2019). Borrow saturation and balance, not self-concern; the KL penalty in language-model training is a version (Ouyang 2022).</w:t>
+        <w:t xml:space="preserve">Homeostatic reward saturates and turns negative past the set point (Keramati and Gutkin 2014) (Figure 11.7); feeling machines (Man and Damasio 2019). Borrow saturation and balance, not self-concern; the KL penalty in language-model training is a version (Ouyang 2022).</w:t>
       </w:r>
     </w:p>
     <w:p>
@@ -1002,7 +1002,7 @@
         <w:pStyle w:val="FirstParagraph"/>
       </w:pPr>
       <w:r>
-        <w:t xml:space="preserve">To reproduce the argument of Figure 11.4: why fetching weights, not arithmetic, dominates the energy of running a large network, and why computing where the memory is would help.</w:t>
+        <w:t xml:space="preserve">To reproduce the argument of Figure 11.5: why fetching weights, not arithmetic, dominates the energy of running a large network, and why computing where the memory is would help.</w:t>
       </w:r>
     </w:p>
     <w:bookmarkEnd w:id="35"/>
@@ -1422,7 +1422,7 @@
         <w:pStyle w:val="FirstParagraph"/>
       </w:pPr>
       <w:r>
-        <w:t xml:space="preserve">To compute the homeostatic reward of Figure 11.6 and see why it cannot be hacked by taking more.</w:t>
+        <w:t xml:space="preserve">To compute the homeostatic reward of Figure 11.7 and see why it cannot be hacked by taking more.</w:t>
       </w:r>
     </w:p>
     <w:bookmarkEnd w:id="47"/>
